--- a/oposicion/temario/latex/reference.docx
+++ b/oposicion/temario/latex/reference.docx
@@ -1263,6 +1263,7 @@
     <w:basedOn w:val="Normal"/>
     <w:link w:val="BodyTextChar"/>
     <w:pPr>
+      <w:keepNext/>
       <w:spacing w:before="0" w:after="120"/>
       <w:jc w:val="center"/>
     </w:pPr>
@@ -1293,6 +1294,7 @@
     <w:name w:val="Image Caption"/>
     <w:basedOn w:val="Caption"/>
     <w:pPr>
+      <w:keepNext/>
       <w:jc w:val="center"/>
     </w:pPr>
     <w:rPr>
@@ -1307,6 +1309,7 @@
     <w:name w:val="Figure"/>
     <w:basedOn w:val="Normal"/>
     <w:pPr>
+      <w:keepNext/>
       <w:jc w:val="center"/>
     </w:pPr>
   </w:style>

--- a/oposicion/temario/latex/reference.docx
+++ b/oposicion/temario/latex/reference.docx
@@ -690,6 +690,8 @@
     <w:qFormat/>
     <w:rsid w:val="00A10FD9"/>
     <w:pPr>
+      <w:keepNext/>
+      <w:keepLines/>
       <w:spacing w:after="80" w:line="240" w:lineRule="auto"/>
       <w:contextualSpacing/>
       <w:jc w:val="center"/>
@@ -782,6 +784,7 @@
     <w:pPr>
       <w:keepNext/>
       <w:keepLines/>
+      <w:spacing w:after="600"/>
       <w:jc w:val="center"/>
     </w:pPr>
     <w:rPr>
@@ -874,16 +877,18 @@
     <w:pPr>
       <w:keepNext/>
       <w:keepLines/>
-      <w:spacing w:before="160" w:after="80"/>
+      <w:spacing w:before="240" w:after="80"/>
       <w:outlineLvl w:val="1"/>
-      <w:shd w:val="clear" w:color="auto" w:fill="E2EFD9"/>
+      <w:pBdr>
+        <w:bottom w:val="single" w:sz="4" w:space="1" w:color="5F2987"/>
+      </w:pBdr>
     </w:pPr>
     <w:rPr>
       <w:rFonts w:ascii="Palatino Linotype" w:hAnsi="Palatino Linotype" w:cs="Palatino Linotype" w:eastAsia="Palatino Linotype"/>
       <w:b/>
       <w:caps w:val="0"/>
       <w:color w:val="5F2987"/>
-      <w:sz w:val="22"/>
+      <w:sz w:val="24"/>
       <w:szCs w:val="32"/>
     </w:rPr>
   </w:style>
@@ -901,6 +906,7 @@
       <w:keepNext/>
       <w:keepLines/>
       <w:spacing w:before="160" w:after="80"/>
+      <w:ind w:left="283"/>
       <w:outlineLvl w:val="2"/>
     </w:pPr>
     <w:rPr>
@@ -926,11 +932,12 @@
       <w:keepNext/>
       <w:keepLines/>
       <w:spacing w:before="80" w:after="40"/>
+      <w:ind w:left="567"/>
       <w:outlineLvl w:val="3"/>
     </w:pPr>
     <w:rPr>
       <w:rFonts w:ascii="Palatino Linotype" w:hAnsi="Palatino Linotype" w:cs="Palatino Linotype" w:eastAsia="Palatino Linotype"/>
-      <w:b/>
+      <w:b w:val="0"/>
       <w:i/>
       <w:iCs/>
       <w:color w:val="4A1F6B"/>
@@ -951,11 +958,13 @@
       <w:keepNext/>
       <w:keepLines/>
       <w:spacing w:before="80" w:after="40"/>
+      <w:ind w:left="567"/>
       <w:outlineLvl w:val="4"/>
     </w:pPr>
     <w:rPr>
       <w:rFonts w:ascii="Palatino Linotype" w:hAnsi="Palatino Linotype" w:cs="Palatino Linotype" w:eastAsia="Palatino Linotype"/>
-      <w:b/>
+      <w:b w:val="0"/>
+      <w:i/>
       <w:color w:val="4A1F6B"/>
       <w:sz w:val="22"/>
     </w:rPr>
@@ -974,11 +983,12 @@
       <w:keepNext/>
       <w:keepLines/>
       <w:spacing w:before="40" w:after="0"/>
+      <w:ind w:left="567"/>
       <w:outlineLvl w:val="5"/>
     </w:pPr>
     <w:rPr>
       <w:rFonts w:ascii="Palatino Linotype" w:hAnsi="Palatino Linotype" w:cs="Palatino Linotype" w:eastAsia="Palatino Linotype"/>
-      <w:b/>
+      <w:b w:val="0"/>
       <w:i/>
       <w:iCs/>
       <w:color w:val="4A1F6B"/>

--- a/oposicion/temario/latex/reference.docx
+++ b/oposicion/temario/latex/reference.docx
@@ -1234,6 +1234,14 @@
         <w:bottom w:w="0" w:type="dxa"/>
         <w:right w:w="108" w:type="dxa"/>
       </w:tblCellMar>
+      <w:tblBorders>
+        <w:top w:val="single" w:sz="4" w:color="A6A6A6"/>
+        <w:left w:val="single" w:sz="4" w:color="A6A6A6"/>
+        <w:bottom w:val="single" w:sz="4" w:color="A6A6A6"/>
+        <w:right w:val="single" w:sz="4" w:color="A6A6A6"/>
+        <w:insideH w:val="single" w:sz="4" w:color="A6A6A6"/>
+        <w:insideV w:val="single" w:sz="4" w:color="A6A6A6"/>
+      </w:tblBorders>
     </w:tblPr>
     <w:tblStylePr w:type="firstRow">
       <w:tblPr>
@@ -1468,6 +1476,98 @@
     <w:name w:val="Referencia a tema"/>
     <w:rPr>
       <w:color w:val="767171"/>
+    </w:rPr>
+  </w:style>
+  <w:style w:type="paragraph" w:customStyle="1" w:styleId="Celdatceesalvia">
+    <w:name w:val="Celda tceesalvia"/>
+    <w:basedOn w:val="Normal"/>
+    <w:qFormat/>
+    <w:pPr>
+      <w:spacing w:after="0"/>
+      <w:jc w:val="center"/>
+      <w:shd w:val="clear" w:color="auto" w:fill="E2EFD9"/>
+    </w:pPr>
+    <w:rPr>
+      <w:rFonts w:ascii="Palatino Linotype" w:hAnsi="Palatino Linotype" w:cs="Palatino Linotype" w:eastAsia="Palatino Linotype"/>
+      <w:sz w:val="20"/>
+    </w:rPr>
+  </w:style>
+  <w:style w:type="paragraph" w:customStyle="1" w:styleId="Celdatceeazulpalido">
+    <w:name w:val="Celda tceeazulpalido"/>
+    <w:basedOn w:val="Normal"/>
+    <w:qFormat/>
+    <w:pPr>
+      <w:spacing w:after="0"/>
+      <w:jc w:val="center"/>
+      <w:shd w:val="clear" w:color="auto" w:fill="DDEBF7"/>
+    </w:pPr>
+    <w:rPr>
+      <w:rFonts w:ascii="Palatino Linotype" w:hAnsi="Palatino Linotype" w:cs="Palatino Linotype" w:eastAsia="Palatino Linotype"/>
+      <w:sz w:val="20"/>
+    </w:rPr>
+  </w:style>
+  <w:style w:type="paragraph" w:customStyle="1" w:styleId="Celdatceesalmon">
+    <w:name w:val="Celda tceesalmon"/>
+    <w:basedOn w:val="Normal"/>
+    <w:qFormat/>
+    <w:pPr>
+      <w:spacing w:after="0"/>
+      <w:jc w:val="center"/>
+      <w:shd w:val="clear" w:color="auto" w:fill="FBE4D5"/>
+    </w:pPr>
+    <w:rPr>
+      <w:rFonts w:ascii="Palatino Linotype" w:hAnsi="Palatino Linotype" w:cs="Palatino Linotype" w:eastAsia="Palatino Linotype"/>
+      <w:sz w:val="20"/>
+    </w:rPr>
+  </w:style>
+  <w:style w:type="paragraph" w:customStyle="1" w:styleId="Celdatceemoradopalido">
+    <w:name w:val="Celda tceemoradopalido"/>
+    <w:basedOn w:val="Normal"/>
+    <w:qFormat/>
+    <w:pPr>
+      <w:spacing w:after="0"/>
+      <w:jc w:val="center"/>
+      <w:shd w:val="clear" w:color="auto" w:fill="F3EEF7"/>
+    </w:pPr>
+    <w:rPr>
+      <w:rFonts w:ascii="Palatino Linotype" w:hAnsi="Palatino Linotype" w:cs="Palatino Linotype" w:eastAsia="Palatino Linotype"/>
+      <w:sz w:val="20"/>
+    </w:rPr>
+  </w:style>
+  <w:style w:type="character" w:customStyle="1" w:styleId="Textomorado">
+    <w:name w:val="Texto morado"/>
+    <w:rPr>
+      <w:color w:val="5F2987"/>
+    </w:rPr>
+  </w:style>
+  <w:style w:type="character" w:customStyle="1" w:styleId="Textoverde">
+    <w:name w:val="Texto verde"/>
+    <w:rPr>
+      <w:color w:val="2E8B3A"/>
+    </w:rPr>
+  </w:style>
+  <w:style w:type="character" w:customStyle="1" w:styleId="Textoazul">
+    <w:name w:val="Texto azul"/>
+    <w:rPr>
+      <w:color w:val="1C8FC9"/>
+    </w:rPr>
+  </w:style>
+  <w:style w:type="character" w:customStyle="1" w:styleId="Textonaranja">
+    <w:name w:val="Texto naranja"/>
+    <w:rPr>
+      <w:color w:val="E07B28"/>
+    </w:rPr>
+  </w:style>
+  <w:style w:type="character" w:customStyle="1" w:styleId="Textorojo">
+    <w:name w:val="Texto rojo"/>
+    <w:rPr>
+      <w:color w:val="D11F1F"/>
+    </w:rPr>
+  </w:style>
+  <w:style w:type="character" w:customStyle="1" w:styleId="Textodorado">
+    <w:name w:val="Texto dorado"/>
+    <w:rPr>
+      <w:color w:val="B8860B"/>
     </w:rPr>
   </w:style>
 </w:styles>

--- a/oposicion/temario/latex/reference.docx
+++ b/oposicion/temario/latex/reference.docx
@@ -632,6 +632,7 @@
     <w:name w:val="Normal"/>
     <w:qFormat/>
     <w:pPr>
+      <w:widowControl/>
       <w:spacing w:after="120"/>
       <w:jc w:val="both"/>
     </w:pPr>
@@ -646,6 +647,7 @@
     <w:link w:val="BodyTextChar"/>
     <w:qFormat/>
     <w:pPr>
+      <w:widowControl/>
       <w:spacing w:before="180" w:after="120"/>
       <w:jc w:val="both"/>
     </w:pPr>
@@ -660,6 +662,7 @@
     <w:next w:val="BodyText"/>
     <w:qFormat/>
     <w:pPr>
+      <w:widowControl/>
       <w:spacing w:after="120"/>
       <w:jc w:val="both"/>
     </w:pPr>
@@ -673,6 +676,7 @@
     <w:basedOn w:val="BodyText"/>
     <w:qFormat/>
     <w:pPr>
+      <w:widowControl/>
       <w:spacing w:before="36" w:after="40"/>
       <w:jc w:val="both"/>
     </w:pPr>

--- a/oposicion/temario/latex/reference.docx
+++ b/oposicion/temario/latex/reference.docx
@@ -1547,13 +1547,13 @@
   <w:style w:type="character" w:customStyle="1" w:styleId="Textoverde">
     <w:name w:val="Texto verde"/>
     <w:rPr>
-      <w:color w:val="2E8B3A"/>
+      <w:color w:val="3C7D3A"/>
     </w:rPr>
   </w:style>
   <w:style w:type="character" w:customStyle="1" w:styleId="Textoazul">
     <w:name w:val="Texto azul"/>
     <w:rPr>
-      <w:color w:val="1C8FC9"/>
+      <w:color w:val="1F5F99"/>
     </w:rPr>
   </w:style>
   <w:style w:type="character" w:customStyle="1" w:styleId="Textonaranja">
@@ -1565,7 +1565,7 @@
   <w:style w:type="character" w:customStyle="1" w:styleId="Textorojo">
     <w:name w:val="Texto rojo"/>
     <w:rPr>
-      <w:color w:val="D11F1F"/>
+      <w:color w:val="B22222"/>
     </w:rPr>
   </w:style>
   <w:style w:type="character" w:customStyle="1" w:styleId="Textodorado">

--- a/oposicion/temario/latex/reference.docx
+++ b/oposicion/temario/latex/reference.docx
@@ -1473,6 +1473,60 @@
       <w:rFonts w:ascii="Palatino Linotype" w:hAnsi="Palatino Linotype" w:cs="Palatino Linotype" w:eastAsia="Palatino Linotype"/>
       <w:i/>
       <w:color w:val="3B3838"/>
+      <w:sz w:val="16"/>
+    </w:rPr>
+  </w:style>
+  <w:style w:type="paragraph" w:customStyle="1" w:styleId="Funcionclave">
+    <w:name w:val="Funcion clave"/>
+    <w:basedOn w:val="Normal"/>
+    <w:qFormat/>
+    <w:pPr>
+      <w:spacing w:before="120" w:after="120"/>
+      <w:ind w:left="1417" w:right="1417"/>
+      <w:jc w:val="center"/>
+      <w:pBdr>
+        <w:top w:val="single" w:sz="8" w:space="4" w:color="5F2987"/>
+        <w:left w:val="single" w:sz="8" w:space="4" w:color="5F2987"/>
+        <w:bottom w:val="single" w:sz="8" w:space="4" w:color="5F2987"/>
+        <w:right w:val="single" w:sz="8" w:space="4" w:color="5F2987"/>
+      </w:pBdr>
+      <w:shd w:val="clear" w:color="auto" w:fill="F7F3FA"/>
+    </w:pPr>
+    <w:rPr>
+      <w:rFonts w:ascii="Palatino Linotype" w:hAnsi="Palatino Linotype" w:cs="Palatino Linotype" w:eastAsia="Palatino Linotype"/>
+      <w:color w:val="5F2987"/>
+      <w:sz w:val="22"/>
+    </w:rPr>
+  </w:style>
+  <w:style w:type="paragraph" w:customStyle="1" w:styleId="Graficonota">
+    <w:name w:val="Grafico nota"/>
+    <w:basedOn w:val="FootnoteText"/>
+    <w:qFormat/>
+    <w:pPr>
+      <w:jc w:val="center"/>
+    </w:pPr>
+  </w:style>
+  <w:style w:type="paragraph" w:customStyle="1" w:styleId="Paginasdeltema">
+    <w:name w:val="Paginas del tema"/>
+    <w:basedOn w:val="Normal"/>
+    <w:qFormat/>
+    <w:pPr>
+      <w:spacing w:after="360"/>
+      <w:jc w:val="center"/>
+    </w:pPr>
+    <w:rPr>
+      <w:rFonts w:ascii="Palatino Linotype" w:hAnsi="Palatino Linotype" w:cs="Palatino Linotype" w:eastAsia="Palatino Linotype"/>
+      <w:i/>
+      <w:color w:val="767171"/>
+      <w:sz w:val="18"/>
+    </w:rPr>
+  </w:style>
+  <w:style w:type="character" w:customStyle="1" w:styleId="Minutos">
+    <w:name w:val="Minutos"/>
+    <w:rPr>
+      <w:b w:val="0"/>
+      <w:i/>
+      <w:caps w:val="0"/>
       <w:sz w:val="16"/>
     </w:rPr>
   </w:style>

--- a/oposicion/temario/latex/reference.docx
+++ b/oposicion/temario/latex/reference.docx
@@ -856,6 +856,7 @@
       <w:keepNext/>
       <w:keepLines/>
       <w:spacing w:before="280" w:after="120"/>
+      <w:jc w:val="left"/>
       <w:outlineLvl w:val="0"/>
       <w:shd w:val="clear" w:color="auto" w:fill="5F2987"/>
     </w:pPr>
@@ -882,6 +883,7 @@
       <w:keepNext/>
       <w:keepLines/>
       <w:spacing w:before="240" w:after="80"/>
+      <w:jc w:val="left"/>
       <w:outlineLvl w:val="1"/>
       <w:pBdr>
         <w:bottom w:val="single" w:sz="4" w:space="1" w:color="5F2987"/>
@@ -911,6 +913,7 @@
       <w:keepLines/>
       <w:spacing w:before="160" w:after="80"/>
       <w:ind w:left="283"/>
+      <w:jc w:val="left"/>
       <w:outlineLvl w:val="2"/>
     </w:pPr>
     <w:rPr>
@@ -937,6 +940,7 @@
       <w:keepLines/>
       <w:spacing w:before="80" w:after="40"/>
       <w:ind w:left="567"/>
+      <w:jc w:val="left"/>
       <w:outlineLvl w:val="3"/>
     </w:pPr>
     <w:rPr>
@@ -963,6 +967,7 @@
       <w:keepLines/>
       <w:spacing w:before="80" w:after="40"/>
       <w:ind w:left="567"/>
+      <w:jc w:val="left"/>
       <w:outlineLvl w:val="4"/>
     </w:pPr>
     <w:rPr>
@@ -988,6 +993,7 @@
       <w:keepLines/>
       <w:spacing w:before="40" w:after="0"/>
       <w:ind w:left="567"/>
+      <w:jc w:val="left"/>
       <w:outlineLvl w:val="5"/>
     </w:pPr>
     <w:rPr>

--- a/oposicion/temario/latex/reference.docx
+++ b/oposicion/temario/latex/reference.docx
@@ -856,7 +856,6 @@
       <w:keepNext/>
       <w:keepLines/>
       <w:spacing w:before="280" w:after="120"/>
-      <w:jc w:val="left"/>
       <w:outlineLvl w:val="0"/>
       <w:shd w:val="clear" w:color="auto" w:fill="5F2987"/>
     </w:pPr>
@@ -883,7 +882,6 @@
       <w:keepNext/>
       <w:keepLines/>
       <w:spacing w:before="240" w:after="80"/>
-      <w:jc w:val="left"/>
       <w:outlineLvl w:val="1"/>
       <w:pBdr>
         <w:bottom w:val="single" w:sz="4" w:space="1" w:color="5F2987"/>
@@ -913,7 +911,6 @@
       <w:keepLines/>
       <w:spacing w:before="160" w:after="80"/>
       <w:ind w:left="283"/>
-      <w:jc w:val="left"/>
       <w:outlineLvl w:val="2"/>
     </w:pPr>
     <w:rPr>
@@ -940,7 +937,6 @@
       <w:keepLines/>
       <w:spacing w:before="80" w:after="40"/>
       <w:ind w:left="567"/>
-      <w:jc w:val="left"/>
       <w:outlineLvl w:val="3"/>
     </w:pPr>
     <w:rPr>
@@ -967,7 +963,6 @@
       <w:keepLines/>
       <w:spacing w:before="80" w:after="40"/>
       <w:ind w:left="567"/>
-      <w:jc w:val="left"/>
       <w:outlineLvl w:val="4"/>
     </w:pPr>
     <w:rPr>
@@ -993,7 +988,6 @@
       <w:keepLines/>
       <w:spacing w:before="40" w:after="0"/>
       <w:ind w:left="567"/>
-      <w:jc w:val="left"/>
       <w:outlineLvl w:val="5"/>
     </w:pPr>
     <w:rPr>
@@ -1595,6 +1589,139 @@
     </w:pPr>
     <w:rPr>
       <w:rFonts w:ascii="Palatino Linotype" w:hAnsi="Palatino Linotype" w:cs="Palatino Linotype" w:eastAsia="Palatino Linotype"/>
+      <w:sz w:val="20"/>
+    </w:rPr>
+  </w:style>
+  <w:style w:type="paragraph" w:customStyle="1" w:styleId="Celdatceegrisclaro">
+    <w:name w:val="Celda tceegrisclaro"/>
+    <w:basedOn w:val="Normal"/>
+    <w:qFormat/>
+    <w:pPr>
+      <w:spacing w:after="0"/>
+      <w:jc w:val="center"/>
+      <w:shd w:val="clear" w:color="auto" w:fill="E7E6E6"/>
+    </w:pPr>
+    <w:rPr>
+      <w:rFonts w:ascii="Palatino Linotype" w:hAnsi="Palatino Linotype" w:cs="Palatino Linotype" w:eastAsia="Palatino Linotype"/>
+      <w:sz w:val="20"/>
+    </w:rPr>
+  </w:style>
+  <w:style w:type="paragraph" w:customStyle="1" w:styleId="Celdatceecrema">
+    <w:name w:val="Celda tceecrema"/>
+    <w:basedOn w:val="Normal"/>
+    <w:qFormat/>
+    <w:pPr>
+      <w:spacing w:after="0"/>
+      <w:jc w:val="center"/>
+      <w:shd w:val="clear" w:color="auto" w:fill="FAF9F6"/>
+    </w:pPr>
+    <w:rPr>
+      <w:rFonts w:ascii="Palatino Linotype" w:hAnsi="Palatino Linotype" w:cs="Palatino Linotype" w:eastAsia="Palatino Linotype"/>
+      <w:sz w:val="20"/>
+    </w:rPr>
+  </w:style>
+  <w:style w:type="paragraph" w:customStyle="1" w:styleId="Celdatceemorado">
+    <w:name w:val="Celda tceemorado"/>
+    <w:basedOn w:val="Normal"/>
+    <w:qFormat/>
+    <w:pPr>
+      <w:spacing w:after="0"/>
+      <w:jc w:val="center"/>
+      <w:shd w:val="clear" w:color="auto" w:fill="5F2987"/>
+    </w:pPr>
+    <w:rPr>
+      <w:rFonts w:ascii="Palatino Linotype" w:hAnsi="Palatino Linotype" w:cs="Palatino Linotype" w:eastAsia="Palatino Linotype"/>
+      <w:color w:val="FFFFFF"/>
+      <w:sz w:val="20"/>
+    </w:rPr>
+  </w:style>
+  <w:style w:type="paragraph" w:customStyle="1" w:styleId="Celdatceeverde">
+    <w:name w:val="Celda tceeverde"/>
+    <w:basedOn w:val="Normal"/>
+    <w:qFormat/>
+    <w:pPr>
+      <w:spacing w:after="0"/>
+      <w:jc w:val="center"/>
+      <w:shd w:val="clear" w:color="auto" w:fill="3C7D3A"/>
+    </w:pPr>
+    <w:rPr>
+      <w:rFonts w:ascii="Palatino Linotype" w:hAnsi="Palatino Linotype" w:cs="Palatino Linotype" w:eastAsia="Palatino Linotype"/>
+      <w:color w:val="FFFFFF"/>
+      <w:sz w:val="20"/>
+    </w:rPr>
+  </w:style>
+  <w:style w:type="paragraph" w:customStyle="1" w:styleId="Celdatceeazul">
+    <w:name w:val="Celda tceeazul"/>
+    <w:basedOn w:val="Normal"/>
+    <w:qFormat/>
+    <w:pPr>
+      <w:spacing w:after="0"/>
+      <w:jc w:val="center"/>
+      <w:shd w:val="clear" w:color="auto" w:fill="1F5F99"/>
+    </w:pPr>
+    <w:rPr>
+      <w:rFonts w:ascii="Palatino Linotype" w:hAnsi="Palatino Linotype" w:cs="Palatino Linotype" w:eastAsia="Palatino Linotype"/>
+      <w:color w:val="FFFFFF"/>
+      <w:sz w:val="20"/>
+    </w:rPr>
+  </w:style>
+  <w:style w:type="paragraph" w:customStyle="1" w:styleId="Celdatceerojo">
+    <w:name w:val="Celda tceerojo"/>
+    <w:basedOn w:val="Normal"/>
+    <w:qFormat/>
+    <w:pPr>
+      <w:spacing w:after="0"/>
+      <w:jc w:val="center"/>
+      <w:shd w:val="clear" w:color="auto" w:fill="B22222"/>
+    </w:pPr>
+    <w:rPr>
+      <w:rFonts w:ascii="Palatino Linotype" w:hAnsi="Palatino Linotype" w:cs="Palatino Linotype" w:eastAsia="Palatino Linotype"/>
+      <w:color w:val="FFFFFF"/>
+      <w:sz w:val="20"/>
+    </w:rPr>
+  </w:style>
+  <w:style w:type="paragraph" w:customStyle="1" w:styleId="Celdatceedorado">
+    <w:name w:val="Celda tceedorado"/>
+    <w:basedOn w:val="Normal"/>
+    <w:qFormat/>
+    <w:pPr>
+      <w:spacing w:after="0"/>
+      <w:jc w:val="center"/>
+      <w:shd w:val="clear" w:color="auto" w:fill="B8860B"/>
+    </w:pPr>
+    <w:rPr>
+      <w:rFonts w:ascii="Palatino Linotype" w:hAnsi="Palatino Linotype" w:cs="Palatino Linotype" w:eastAsia="Palatino Linotype"/>
+      <w:color w:val="FFFFFF"/>
+      <w:sz w:val="20"/>
+    </w:rPr>
+  </w:style>
+  <w:style w:type="paragraph" w:customStyle="1" w:styleId="Celdatceenaranja">
+    <w:name w:val="Celda tceenaranja"/>
+    <w:basedOn w:val="Normal"/>
+    <w:qFormat/>
+    <w:pPr>
+      <w:spacing w:after="0"/>
+      <w:jc w:val="center"/>
+      <w:shd w:val="clear" w:color="auto" w:fill="E07B28"/>
+    </w:pPr>
+    <w:rPr>
+      <w:rFonts w:ascii="Palatino Linotype" w:hAnsi="Palatino Linotype" w:cs="Palatino Linotype" w:eastAsia="Palatino Linotype"/>
+      <w:color w:val="FFFFFF"/>
+      <w:sz w:val="20"/>
+    </w:rPr>
+  </w:style>
+  <w:style w:type="paragraph" w:customStyle="1" w:styleId="Celdatceegris">
+    <w:name w:val="Celda tceegris"/>
+    <w:basedOn w:val="Normal"/>
+    <w:qFormat/>
+    <w:pPr>
+      <w:spacing w:after="0"/>
+      <w:jc w:val="center"/>
+      <w:shd w:val="clear" w:color="auto" w:fill="767171"/>
+    </w:pPr>
+    <w:rPr>
+      <w:rFonts w:ascii="Palatino Linotype" w:hAnsi="Palatino Linotype" w:cs="Palatino Linotype" w:eastAsia="Palatino Linotype"/>
+      <w:color w:val="FFFFFF"/>
       <w:sz w:val="20"/>
     </w:rPr>
   </w:style>

--- a/oposicion/temario/latex/reference.docx
+++ b/oposicion/temario/latex/reference.docx
@@ -637,7 +637,7 @@
       <w:jc w:val="both"/>
     </w:pPr>
     <w:rPr>
-      <w:rFonts w:ascii="Palatino Linotype" w:hAnsi="Palatino Linotype" w:cs="Palatino Linotype" w:eastAsia="Palatino Linotype"/>
+      <w:rFonts w:ascii="TeX Gyre Pagella" w:hAnsi="TeX Gyre Pagella" w:cs="TeX Gyre Pagella" w:eastAsia="TeX Gyre Pagella"/>
       <w:sz w:val="22"/>
     </w:rPr>
   </w:style>
@@ -652,7 +652,7 @@
       <w:jc w:val="both"/>
     </w:pPr>
     <w:rPr>
-      <w:rFonts w:ascii="Palatino Linotype" w:hAnsi="Palatino Linotype" w:cs="Palatino Linotype" w:eastAsia="Palatino Linotype"/>
+      <w:rFonts w:ascii="TeX Gyre Pagella" w:hAnsi="TeX Gyre Pagella" w:cs="TeX Gyre Pagella" w:eastAsia="TeX Gyre Pagella"/>
       <w:sz w:val="22"/>
     </w:rPr>
   </w:style>
@@ -667,7 +667,7 @@
       <w:jc w:val="both"/>
     </w:pPr>
     <w:rPr>
-      <w:rFonts w:ascii="Palatino Linotype" w:hAnsi="Palatino Linotype" w:cs="Palatino Linotype" w:eastAsia="Palatino Linotype"/>
+      <w:rFonts w:ascii="TeX Gyre Pagella" w:hAnsi="TeX Gyre Pagella" w:cs="TeX Gyre Pagella" w:eastAsia="TeX Gyre Pagella"/>
       <w:sz w:val="22"/>
     </w:rPr>
   </w:style>
@@ -681,7 +681,7 @@
       <w:jc w:val="both"/>
     </w:pPr>
     <w:rPr>
-      <w:rFonts w:ascii="Palatino Linotype" w:hAnsi="Palatino Linotype" w:cs="Palatino Linotype" w:eastAsia="Palatino Linotype"/>
+      <w:rFonts w:ascii="TeX Gyre Pagella" w:hAnsi="TeX Gyre Pagella" w:cs="TeX Gyre Pagella" w:eastAsia="TeX Gyre Pagella"/>
       <w:sz w:val="22"/>
     </w:rPr>
   </w:style>
@@ -701,7 +701,7 @@
       <w:jc w:val="center"/>
     </w:pPr>
     <w:rPr>
-      <w:rFonts w:ascii="Palatino Linotype" w:hAnsi="Palatino Linotype" w:cs="Palatino Linotype" w:eastAsia="Palatino Linotype"/>
+      <w:rFonts w:ascii="TeX Gyre Pagella" w:hAnsi="TeX Gyre Pagella" w:cs="TeX Gyre Pagella" w:eastAsia="TeX Gyre Pagella"/>
       <w:b/>
       <w:caps/>
       <w:color w:val="5F2987"/>
@@ -736,7 +736,7 @@
       <w:jc w:val="center"/>
     </w:pPr>
     <w:rPr>
-      <w:rFonts w:ascii="Palatino Linotype" w:hAnsi="Palatino Linotype" w:cs="Palatino Linotype" w:eastAsia="Palatino Linotype"/>
+      <w:rFonts w:ascii="TeX Gyre Pagella" w:hAnsi="TeX Gyre Pagella" w:cs="TeX Gyre Pagella" w:eastAsia="TeX Gyre Pagella"/>
       <w:b w:val="0"/>
       <w:i/>
       <w:caps w:val="0"/>
@@ -771,7 +771,7 @@
       <w:jc w:val="center"/>
     </w:pPr>
     <w:rPr>
-      <w:rFonts w:ascii="Palatino Linotype" w:hAnsi="Palatino Linotype" w:cs="Palatino Linotype" w:eastAsia="Palatino Linotype"/>
+      <w:rFonts w:ascii="TeX Gyre Pagella" w:hAnsi="TeX Gyre Pagella" w:cs="TeX Gyre Pagella" w:eastAsia="TeX Gyre Pagella"/>
       <w:b w:val="0"/>
       <w:i/>
       <w:caps w:val="0"/>
@@ -792,7 +792,7 @@
       <w:jc w:val="center"/>
     </w:pPr>
     <w:rPr>
-      <w:rFonts w:ascii="Palatino Linotype" w:hAnsi="Palatino Linotype" w:cs="Palatino Linotype" w:eastAsia="Palatino Linotype"/>
+      <w:rFonts w:ascii="TeX Gyre Pagella" w:hAnsi="TeX Gyre Pagella" w:cs="TeX Gyre Pagella" w:eastAsia="TeX Gyre Pagella"/>
       <w:b w:val="0"/>
       <w:i/>
       <w:caps w:val="0"/>
@@ -840,7 +840,7 @@
     <w:qFormat/>
     <w:pPr/>
     <w:rPr>
-      <w:rFonts w:ascii="Palatino Linotype" w:hAnsi="Palatino Linotype" w:cs="Palatino Linotype" w:eastAsia="Palatino Linotype"/>
+      <w:rFonts w:ascii="TeX Gyre Pagella" w:hAnsi="TeX Gyre Pagella" w:cs="TeX Gyre Pagella" w:eastAsia="TeX Gyre Pagella"/>
       <w:sz w:val="20"/>
     </w:rPr>
   </w:style>
@@ -860,7 +860,7 @@
       <w:shd w:val="clear" w:color="auto" w:fill="5F2987"/>
     </w:pPr>
     <w:rPr>
-      <w:rFonts w:ascii="Palatino Linotype" w:hAnsi="Palatino Linotype" w:cs="Palatino Linotype" w:eastAsia="Palatino Linotype"/>
+      <w:rFonts w:ascii="TeX Gyre Pagella" w:hAnsi="TeX Gyre Pagella" w:cs="TeX Gyre Pagella" w:eastAsia="TeX Gyre Pagella"/>
       <w:b/>
       <w:caps/>
       <w:color w:val="FFFFFF"/>
@@ -888,7 +888,7 @@
       </w:pBdr>
     </w:pPr>
     <w:rPr>
-      <w:rFonts w:ascii="Palatino Linotype" w:hAnsi="Palatino Linotype" w:cs="Palatino Linotype" w:eastAsia="Palatino Linotype"/>
+      <w:rFonts w:ascii="TeX Gyre Pagella" w:hAnsi="TeX Gyre Pagella" w:cs="TeX Gyre Pagella" w:eastAsia="TeX Gyre Pagella"/>
       <w:b/>
       <w:caps w:val="0"/>
       <w:color w:val="5F2987"/>
@@ -914,7 +914,7 @@
       <w:outlineLvl w:val="2"/>
     </w:pPr>
     <w:rPr>
-      <w:rFonts w:ascii="Palatino Linotype" w:hAnsi="Palatino Linotype" w:cs="Palatino Linotype" w:eastAsia="Palatino Linotype"/>
+      <w:rFonts w:ascii="TeX Gyre Pagella" w:hAnsi="TeX Gyre Pagella" w:cs="TeX Gyre Pagella" w:eastAsia="TeX Gyre Pagella"/>
       <w:b w:val="0"/>
       <w:i/>
       <w:color w:val="5F2987"/>
@@ -940,7 +940,7 @@
       <w:outlineLvl w:val="3"/>
     </w:pPr>
     <w:rPr>
-      <w:rFonts w:ascii="Palatino Linotype" w:hAnsi="Palatino Linotype" w:cs="Palatino Linotype" w:eastAsia="Palatino Linotype"/>
+      <w:rFonts w:ascii="TeX Gyre Pagella" w:hAnsi="TeX Gyre Pagella" w:cs="TeX Gyre Pagella" w:eastAsia="TeX Gyre Pagella"/>
       <w:b w:val="0"/>
       <w:i/>
       <w:iCs/>
@@ -966,7 +966,7 @@
       <w:outlineLvl w:val="4"/>
     </w:pPr>
     <w:rPr>
-      <w:rFonts w:ascii="Palatino Linotype" w:hAnsi="Palatino Linotype" w:cs="Palatino Linotype" w:eastAsia="Palatino Linotype"/>
+      <w:rFonts w:ascii="TeX Gyre Pagella" w:hAnsi="TeX Gyre Pagella" w:cs="TeX Gyre Pagella" w:eastAsia="TeX Gyre Pagella"/>
       <w:b w:val="0"/>
       <w:i/>
       <w:color w:val="4A1F6B"/>
@@ -991,7 +991,7 @@
       <w:outlineLvl w:val="5"/>
     </w:pPr>
     <w:rPr>
-      <w:rFonts w:ascii="Palatino Linotype" w:hAnsi="Palatino Linotype" w:cs="Palatino Linotype" w:eastAsia="Palatino Linotype"/>
+      <w:rFonts w:ascii="TeX Gyre Pagella" w:hAnsi="TeX Gyre Pagella" w:cs="TeX Gyre Pagella" w:eastAsia="TeX Gyre Pagella"/>
       <w:b w:val="0"/>
       <w:i/>
       <w:iCs/>
@@ -1203,7 +1203,7 @@
     <w:unhideWhenUsed/>
     <w:qFormat/>
     <w:rPr>
-      <w:rFonts w:ascii="Palatino Linotype" w:hAnsi="Palatino Linotype" w:cs="Palatino Linotype" w:eastAsia="Palatino Linotype"/>
+      <w:rFonts w:ascii="TeX Gyre Pagella" w:hAnsi="TeX Gyre Pagella" w:cs="TeX Gyre Pagella" w:eastAsia="TeX Gyre Pagella"/>
       <w:sz w:val="18"/>
     </w:rPr>
   </w:style>
@@ -1290,7 +1290,7 @@
       <w:jc w:val="center"/>
     </w:pPr>
     <w:rPr>
-      <w:rFonts w:ascii="Palatino Linotype" w:hAnsi="Palatino Linotype" w:cs="Palatino Linotype" w:eastAsia="Palatino Linotype"/>
+      <w:rFonts w:ascii="TeX Gyre Pagella" w:hAnsi="TeX Gyre Pagella" w:cs="TeX Gyre Pagella" w:eastAsia="TeX Gyre Pagella"/>
       <w:b w:val="0"/>
       <w:i w:val="0"/>
       <w:color w:val="5F2987"/>
@@ -1305,7 +1305,7 @@
       <w:jc w:val="center"/>
     </w:pPr>
     <w:rPr>
-      <w:rFonts w:ascii="Palatino Linotype" w:hAnsi="Palatino Linotype" w:cs="Palatino Linotype" w:eastAsia="Palatino Linotype"/>
+      <w:rFonts w:ascii="TeX Gyre Pagella" w:hAnsi="TeX Gyre Pagella" w:cs="TeX Gyre Pagella" w:eastAsia="TeX Gyre Pagella"/>
       <w:b w:val="0"/>
       <w:i w:val="0"/>
       <w:color w:val="5F2987"/>
@@ -1320,7 +1320,7 @@
       <w:jc w:val="center"/>
     </w:pPr>
     <w:rPr>
-      <w:rFonts w:ascii="Palatino Linotype" w:hAnsi="Palatino Linotype" w:cs="Palatino Linotype" w:eastAsia="Palatino Linotype"/>
+      <w:rFonts w:ascii="TeX Gyre Pagella" w:hAnsi="TeX Gyre Pagella" w:cs="TeX Gyre Pagella" w:eastAsia="TeX Gyre Pagella"/>
       <w:b w:val="0"/>
       <w:i w:val="0"/>
       <w:color w:val="5F2987"/>
@@ -1403,7 +1403,7 @@
       <w:shd w:val="clear" w:color="auto" w:fill="F3EEF7"/>
     </w:pPr>
     <w:rPr>
-      <w:rFonts w:ascii="Palatino Linotype" w:hAnsi="Palatino Linotype" w:cs="Palatino Linotype" w:eastAsia="Palatino Linotype"/>
+      <w:rFonts w:ascii="TeX Gyre Pagella" w:hAnsi="TeX Gyre Pagella" w:cs="TeX Gyre Pagella" w:eastAsia="TeX Gyre Pagella"/>
       <w:sz w:val="19"/>
     </w:rPr>
   </w:style>
@@ -1421,7 +1421,7 @@
       <w:shd w:val="clear" w:color="auto" w:fill="E7E6E6"/>
     </w:pPr>
     <w:rPr>
-      <w:rFonts w:ascii="Palatino Linotype" w:hAnsi="Palatino Linotype" w:cs="Palatino Linotype" w:eastAsia="Palatino Linotype"/>
+      <w:rFonts w:ascii="TeX Gyre Pagella" w:hAnsi="TeX Gyre Pagella" w:cs="TeX Gyre Pagella" w:eastAsia="TeX Gyre Pagella"/>
       <w:sz w:val="18"/>
     </w:rPr>
   </w:style>
@@ -1439,7 +1439,7 @@
       <w:shd w:val="clear" w:color="auto" w:fill="E2EFD9"/>
     </w:pPr>
     <w:rPr>
-      <w:rFonts w:ascii="Palatino Linotype" w:hAnsi="Palatino Linotype" w:cs="Palatino Linotype" w:eastAsia="Palatino Linotype"/>
+      <w:rFonts w:ascii="TeX Gyre Pagella" w:hAnsi="TeX Gyre Pagella" w:cs="TeX Gyre Pagella" w:eastAsia="TeX Gyre Pagella"/>
       <w:i/>
       <w:sz w:val="22"/>
     </w:rPr>
@@ -1458,7 +1458,7 @@
       <w:shd w:val="clear" w:color="auto" w:fill="FAF9F6"/>
     </w:pPr>
     <w:rPr>
-      <w:rFonts w:ascii="Palatino Linotype" w:hAnsi="Palatino Linotype" w:cs="Palatino Linotype" w:eastAsia="Palatino Linotype"/>
+      <w:rFonts w:ascii="TeX Gyre Pagella" w:hAnsi="TeX Gyre Pagella" w:cs="TeX Gyre Pagella" w:eastAsia="TeX Gyre Pagella"/>
       <w:sz w:val="20"/>
     </w:rPr>
   </w:style>
@@ -1470,7 +1470,7 @@
       <w:jc w:val="center"/>
     </w:pPr>
     <w:rPr>
-      <w:rFonts w:ascii="Palatino Linotype" w:hAnsi="Palatino Linotype" w:cs="Palatino Linotype" w:eastAsia="Palatino Linotype"/>
+      <w:rFonts w:ascii="TeX Gyre Pagella" w:hAnsi="TeX Gyre Pagella" w:cs="TeX Gyre Pagella" w:eastAsia="TeX Gyre Pagella"/>
       <w:i/>
       <w:color w:val="3B3838"/>
       <w:sz w:val="16"/>
@@ -1493,7 +1493,7 @@
       <w:shd w:val="clear" w:color="auto" w:fill="F7F3FA"/>
     </w:pPr>
     <w:rPr>
-      <w:rFonts w:ascii="Palatino Linotype" w:hAnsi="Palatino Linotype" w:cs="Palatino Linotype" w:eastAsia="Palatino Linotype"/>
+      <w:rFonts w:ascii="TeX Gyre Pagella" w:hAnsi="TeX Gyre Pagella" w:cs="TeX Gyre Pagella" w:eastAsia="TeX Gyre Pagella"/>
       <w:color w:val="5F2987"/>
       <w:sz w:val="22"/>
     </w:rPr>
@@ -1515,7 +1515,7 @@
       <w:jc w:val="center"/>
     </w:pPr>
     <w:rPr>
-      <w:rFonts w:ascii="Palatino Linotype" w:hAnsi="Palatino Linotype" w:cs="Palatino Linotype" w:eastAsia="Palatino Linotype"/>
+      <w:rFonts w:ascii="TeX Gyre Pagella" w:hAnsi="TeX Gyre Pagella" w:cs="TeX Gyre Pagella" w:eastAsia="TeX Gyre Pagella"/>
       <w:i/>
       <w:color w:val="767171"/>
       <w:sz w:val="18"/>
@@ -1546,7 +1546,7 @@
       <w:shd w:val="clear" w:color="auto" w:fill="E2EFD9"/>
     </w:pPr>
     <w:rPr>
-      <w:rFonts w:ascii="Palatino Linotype" w:hAnsi="Palatino Linotype" w:cs="Palatino Linotype" w:eastAsia="Palatino Linotype"/>
+      <w:rFonts w:ascii="TeX Gyre Pagella" w:hAnsi="TeX Gyre Pagella" w:cs="TeX Gyre Pagella" w:eastAsia="TeX Gyre Pagella"/>
       <w:sz w:val="20"/>
     </w:rPr>
   </w:style>
@@ -1560,7 +1560,7 @@
       <w:shd w:val="clear" w:color="auto" w:fill="DDEBF7"/>
     </w:pPr>
     <w:rPr>
-      <w:rFonts w:ascii="Palatino Linotype" w:hAnsi="Palatino Linotype" w:cs="Palatino Linotype" w:eastAsia="Palatino Linotype"/>
+      <w:rFonts w:ascii="TeX Gyre Pagella" w:hAnsi="TeX Gyre Pagella" w:cs="TeX Gyre Pagella" w:eastAsia="TeX Gyre Pagella"/>
       <w:sz w:val="20"/>
     </w:rPr>
   </w:style>
@@ -1574,7 +1574,7 @@
       <w:shd w:val="clear" w:color="auto" w:fill="FBE4D5"/>
     </w:pPr>
     <w:rPr>
-      <w:rFonts w:ascii="Palatino Linotype" w:hAnsi="Palatino Linotype" w:cs="Palatino Linotype" w:eastAsia="Palatino Linotype"/>
+      <w:rFonts w:ascii="TeX Gyre Pagella" w:hAnsi="TeX Gyre Pagella" w:cs="TeX Gyre Pagella" w:eastAsia="TeX Gyre Pagella"/>
       <w:sz w:val="20"/>
     </w:rPr>
   </w:style>
@@ -1588,7 +1588,7 @@
       <w:shd w:val="clear" w:color="auto" w:fill="F3EEF7"/>
     </w:pPr>
     <w:rPr>
-      <w:rFonts w:ascii="Palatino Linotype" w:hAnsi="Palatino Linotype" w:cs="Palatino Linotype" w:eastAsia="Palatino Linotype"/>
+      <w:rFonts w:ascii="TeX Gyre Pagella" w:hAnsi="TeX Gyre Pagella" w:cs="TeX Gyre Pagella" w:eastAsia="TeX Gyre Pagella"/>
       <w:sz w:val="20"/>
     </w:rPr>
   </w:style>
@@ -1602,7 +1602,7 @@
       <w:shd w:val="clear" w:color="auto" w:fill="E7E6E6"/>
     </w:pPr>
     <w:rPr>
-      <w:rFonts w:ascii="Palatino Linotype" w:hAnsi="Palatino Linotype" w:cs="Palatino Linotype" w:eastAsia="Palatino Linotype"/>
+      <w:rFonts w:ascii="TeX Gyre Pagella" w:hAnsi="TeX Gyre Pagella" w:cs="TeX Gyre Pagella" w:eastAsia="TeX Gyre Pagella"/>
       <w:sz w:val="20"/>
     </w:rPr>
   </w:style>
@@ -1616,7 +1616,7 @@
       <w:shd w:val="clear" w:color="auto" w:fill="FAF9F6"/>
     </w:pPr>
     <w:rPr>
-      <w:rFonts w:ascii="Palatino Linotype" w:hAnsi="Palatino Linotype" w:cs="Palatino Linotype" w:eastAsia="Palatino Linotype"/>
+      <w:rFonts w:ascii="TeX Gyre Pagella" w:hAnsi="TeX Gyre Pagella" w:cs="TeX Gyre Pagella" w:eastAsia="TeX Gyre Pagella"/>
       <w:sz w:val="20"/>
     </w:rPr>
   </w:style>
@@ -1630,7 +1630,7 @@
       <w:shd w:val="clear" w:color="auto" w:fill="5F2987"/>
     </w:pPr>
     <w:rPr>
-      <w:rFonts w:ascii="Palatino Linotype" w:hAnsi="Palatino Linotype" w:cs="Palatino Linotype" w:eastAsia="Palatino Linotype"/>
+      <w:rFonts w:ascii="TeX Gyre Pagella" w:hAnsi="TeX Gyre Pagella" w:cs="TeX Gyre Pagella" w:eastAsia="TeX Gyre Pagella"/>
       <w:color w:val="FFFFFF"/>
       <w:sz w:val="20"/>
     </w:rPr>
@@ -1645,7 +1645,7 @@
       <w:shd w:val="clear" w:color="auto" w:fill="3C7D3A"/>
     </w:pPr>
     <w:rPr>
-      <w:rFonts w:ascii="Palatino Linotype" w:hAnsi="Palatino Linotype" w:cs="Palatino Linotype" w:eastAsia="Palatino Linotype"/>
+      <w:rFonts w:ascii="TeX Gyre Pagella" w:hAnsi="TeX Gyre Pagella" w:cs="TeX Gyre Pagella" w:eastAsia="TeX Gyre Pagella"/>
       <w:color w:val="FFFFFF"/>
       <w:sz w:val="20"/>
     </w:rPr>
@@ -1660,7 +1660,7 @@
       <w:shd w:val="clear" w:color="auto" w:fill="1F5F99"/>
     </w:pPr>
     <w:rPr>
-      <w:rFonts w:ascii="Palatino Linotype" w:hAnsi="Palatino Linotype" w:cs="Palatino Linotype" w:eastAsia="Palatino Linotype"/>
+      <w:rFonts w:ascii="TeX Gyre Pagella" w:hAnsi="TeX Gyre Pagella" w:cs="TeX Gyre Pagella" w:eastAsia="TeX Gyre Pagella"/>
       <w:color w:val="FFFFFF"/>
       <w:sz w:val="20"/>
     </w:rPr>
@@ -1675,7 +1675,7 @@
       <w:shd w:val="clear" w:color="auto" w:fill="B22222"/>
     </w:pPr>
     <w:rPr>
-      <w:rFonts w:ascii="Palatino Linotype" w:hAnsi="Palatino Linotype" w:cs="Palatino Linotype" w:eastAsia="Palatino Linotype"/>
+      <w:rFonts w:ascii="TeX Gyre Pagella" w:hAnsi="TeX Gyre Pagella" w:cs="TeX Gyre Pagella" w:eastAsia="TeX Gyre Pagella"/>
       <w:color w:val="FFFFFF"/>
       <w:sz w:val="20"/>
     </w:rPr>
@@ -1690,7 +1690,7 @@
       <w:shd w:val="clear" w:color="auto" w:fill="B8860B"/>
     </w:pPr>
     <w:rPr>
-      <w:rFonts w:ascii="Palatino Linotype" w:hAnsi="Palatino Linotype" w:cs="Palatino Linotype" w:eastAsia="Palatino Linotype"/>
+      <w:rFonts w:ascii="TeX Gyre Pagella" w:hAnsi="TeX Gyre Pagella" w:cs="TeX Gyre Pagella" w:eastAsia="TeX Gyre Pagella"/>
       <w:color w:val="FFFFFF"/>
       <w:sz w:val="20"/>
     </w:rPr>
@@ -1705,7 +1705,7 @@
       <w:shd w:val="clear" w:color="auto" w:fill="E07B28"/>
     </w:pPr>
     <w:rPr>
-      <w:rFonts w:ascii="Palatino Linotype" w:hAnsi="Palatino Linotype" w:cs="Palatino Linotype" w:eastAsia="Palatino Linotype"/>
+      <w:rFonts w:ascii="TeX Gyre Pagella" w:hAnsi="TeX Gyre Pagella" w:cs="TeX Gyre Pagella" w:eastAsia="TeX Gyre Pagella"/>
       <w:color w:val="FFFFFF"/>
       <w:sz w:val="20"/>
     </w:rPr>
@@ -1720,7 +1720,7 @@
       <w:shd w:val="clear" w:color="auto" w:fill="767171"/>
     </w:pPr>
     <w:rPr>
-      <w:rFonts w:ascii="Palatino Linotype" w:hAnsi="Palatino Linotype" w:cs="Palatino Linotype" w:eastAsia="Palatino Linotype"/>
+      <w:rFonts w:ascii="TeX Gyre Pagella" w:hAnsi="TeX Gyre Pagella" w:cs="TeX Gyre Pagella" w:eastAsia="TeX Gyre Pagella"/>
       <w:color w:val="FFFFFF"/>
       <w:sz w:val="20"/>
     </w:rPr>

--- a/oposicion/temario/latex/reference.docx
+++ b/oposicion/temario/latex/reference.docx
@@ -856,6 +856,7 @@
       <w:keepNext/>
       <w:keepLines/>
       <w:spacing w:before="280" w:after="120"/>
+      <w:jc w:val="left"/>
       <w:outlineLvl w:val="0"/>
       <w:shd w:val="clear" w:color="auto" w:fill="5F2987"/>
     </w:pPr>
@@ -882,6 +883,7 @@
       <w:keepNext/>
       <w:keepLines/>
       <w:spacing w:before="240" w:after="80"/>
+      <w:jc w:val="left"/>
       <w:outlineLvl w:val="1"/>
       <w:pBdr>
         <w:bottom w:val="single" w:sz="4" w:space="1" w:color="5F2987"/>
@@ -911,6 +913,7 @@
       <w:keepLines/>
       <w:spacing w:before="160" w:after="80"/>
       <w:ind w:left="283"/>
+      <w:jc w:val="left"/>
       <w:outlineLvl w:val="2"/>
     </w:pPr>
     <w:rPr>
@@ -937,6 +940,7 @@
       <w:keepLines/>
       <w:spacing w:before="80" w:after="40"/>
       <w:ind w:left="567"/>
+      <w:jc w:val="left"/>
       <w:outlineLvl w:val="3"/>
     </w:pPr>
     <w:rPr>
@@ -963,6 +967,7 @@
       <w:keepLines/>
       <w:spacing w:before="80" w:after="40"/>
       <w:ind w:left="567"/>
+      <w:jc w:val="left"/>
       <w:outlineLvl w:val="4"/>
     </w:pPr>
     <w:rPr>
@@ -988,6 +993,7 @@
       <w:keepLines/>
       <w:spacing w:before="40" w:after="0"/>
       <w:ind w:left="567"/>
+      <w:jc w:val="left"/>
       <w:outlineLvl w:val="5"/>
     </w:pPr>
     <w:rPr>
@@ -1401,6 +1407,7 @@
         <w:left w:val="single" w:sz="24" w:space="8" w:color="5F2987"/>
       </w:pBdr>
       <w:shd w:val="clear" w:color="auto" w:fill="F3EEF7"/>
+      <w:jc w:val="left"/>
     </w:pPr>
     <w:rPr>
       <w:rFonts w:ascii="TeX Gyre Pagella" w:hAnsi="TeX Gyre Pagella" w:cs="TeX Gyre Pagella" w:eastAsia="TeX Gyre Pagella"/>
@@ -1419,6 +1426,7 @@
         <w:right w:val="single" w:sz="4" w:space="4" w:color="767171"/>
       </w:pBdr>
       <w:shd w:val="clear" w:color="auto" w:fill="E7E6E6"/>
+      <w:jc w:val="left"/>
     </w:pPr>
     <w:rPr>
       <w:rFonts w:ascii="TeX Gyre Pagella" w:hAnsi="TeX Gyre Pagella" w:cs="TeX Gyre Pagella" w:eastAsia="TeX Gyre Pagella"/>
@@ -1437,6 +1445,7 @@
         <w:right w:val="single" w:sz="4" w:space="4" w:color="C8D8C0"/>
       </w:pBdr>
       <w:shd w:val="clear" w:color="auto" w:fill="E2EFD9"/>
+      <w:jc w:val="left"/>
     </w:pPr>
     <w:rPr>
       <w:rFonts w:ascii="TeX Gyre Pagella" w:hAnsi="TeX Gyre Pagella" w:cs="TeX Gyre Pagella" w:eastAsia="TeX Gyre Pagella"/>
@@ -1456,6 +1465,7 @@
         <w:right w:val="single" w:sz="4" w:space="4" w:color="5F2987"/>
       </w:pBdr>
       <w:shd w:val="clear" w:color="auto" w:fill="FAF9F6"/>
+      <w:jc w:val="left"/>
     </w:pPr>
     <w:rPr>
       <w:rFonts w:ascii="TeX Gyre Pagella" w:hAnsi="TeX Gyre Pagella" w:cs="TeX Gyre Pagella" w:eastAsia="TeX Gyre Pagella"/>

--- a/oposicion/temario/latex/reference.docx
+++ b/oposicion/temario/latex/reference.docx
@@ -1557,7 +1557,7 @@
     </w:pPr>
     <w:rPr>
       <w:rFonts w:ascii="TeX Gyre Pagella" w:hAnsi="TeX Gyre Pagella" w:cs="TeX Gyre Pagella" w:eastAsia="TeX Gyre Pagella"/>
-      <w:sz w:val="20"/>
+      <w:sz w:val="22"/>
     </w:rPr>
   </w:style>
   <w:style w:type="paragraph" w:customStyle="1" w:styleId="Celdatceeazulpalido">
@@ -1571,7 +1571,7 @@
     </w:pPr>
     <w:rPr>
       <w:rFonts w:ascii="TeX Gyre Pagella" w:hAnsi="TeX Gyre Pagella" w:cs="TeX Gyre Pagella" w:eastAsia="TeX Gyre Pagella"/>
-      <w:sz w:val="20"/>
+      <w:sz w:val="22"/>
     </w:rPr>
   </w:style>
   <w:style w:type="paragraph" w:customStyle="1" w:styleId="Celdatceesalmon">
@@ -1585,7 +1585,7 @@
     </w:pPr>
     <w:rPr>
       <w:rFonts w:ascii="TeX Gyre Pagella" w:hAnsi="TeX Gyre Pagella" w:cs="TeX Gyre Pagella" w:eastAsia="TeX Gyre Pagella"/>
-      <w:sz w:val="20"/>
+      <w:sz w:val="22"/>
     </w:rPr>
   </w:style>
   <w:style w:type="paragraph" w:customStyle="1" w:styleId="Celdatceemoradopalido">
@@ -1599,7 +1599,7 @@
     </w:pPr>
     <w:rPr>
       <w:rFonts w:ascii="TeX Gyre Pagella" w:hAnsi="TeX Gyre Pagella" w:cs="TeX Gyre Pagella" w:eastAsia="TeX Gyre Pagella"/>
-      <w:sz w:val="20"/>
+      <w:sz w:val="22"/>
     </w:rPr>
   </w:style>
   <w:style w:type="paragraph" w:customStyle="1" w:styleId="Celdatceegrisclaro">
@@ -1613,7 +1613,7 @@
     </w:pPr>
     <w:rPr>
       <w:rFonts w:ascii="TeX Gyre Pagella" w:hAnsi="TeX Gyre Pagella" w:cs="TeX Gyre Pagella" w:eastAsia="TeX Gyre Pagella"/>
-      <w:sz w:val="20"/>
+      <w:sz w:val="22"/>
     </w:rPr>
   </w:style>
   <w:style w:type="paragraph" w:customStyle="1" w:styleId="Celdatceecrema">
@@ -1627,7 +1627,7 @@
     </w:pPr>
     <w:rPr>
       <w:rFonts w:ascii="TeX Gyre Pagella" w:hAnsi="TeX Gyre Pagella" w:cs="TeX Gyre Pagella" w:eastAsia="TeX Gyre Pagella"/>
-      <w:sz w:val="20"/>
+      <w:sz w:val="22"/>
     </w:rPr>
   </w:style>
   <w:style w:type="paragraph" w:customStyle="1" w:styleId="Celdatceemorado">
@@ -1642,7 +1642,7 @@
     <w:rPr>
       <w:rFonts w:ascii="TeX Gyre Pagella" w:hAnsi="TeX Gyre Pagella" w:cs="TeX Gyre Pagella" w:eastAsia="TeX Gyre Pagella"/>
       <w:color w:val="FFFFFF"/>
-      <w:sz w:val="20"/>
+      <w:sz w:val="22"/>
     </w:rPr>
   </w:style>
   <w:style w:type="paragraph" w:customStyle="1" w:styleId="Celdatceeverde">
@@ -1657,7 +1657,7 @@
     <w:rPr>
       <w:rFonts w:ascii="TeX Gyre Pagella" w:hAnsi="TeX Gyre Pagella" w:cs="TeX Gyre Pagella" w:eastAsia="TeX Gyre Pagella"/>
       <w:color w:val="FFFFFF"/>
-      <w:sz w:val="20"/>
+      <w:sz w:val="22"/>
     </w:rPr>
   </w:style>
   <w:style w:type="paragraph" w:customStyle="1" w:styleId="Celdatceeazul">
@@ -1672,7 +1672,7 @@
     <w:rPr>
       <w:rFonts w:ascii="TeX Gyre Pagella" w:hAnsi="TeX Gyre Pagella" w:cs="TeX Gyre Pagella" w:eastAsia="TeX Gyre Pagella"/>
       <w:color w:val="FFFFFF"/>
-      <w:sz w:val="20"/>
+      <w:sz w:val="22"/>
     </w:rPr>
   </w:style>
   <w:style w:type="paragraph" w:customStyle="1" w:styleId="Celdatceerojo">
@@ -1687,7 +1687,7 @@
     <w:rPr>
       <w:rFonts w:ascii="TeX Gyre Pagella" w:hAnsi="TeX Gyre Pagella" w:cs="TeX Gyre Pagella" w:eastAsia="TeX Gyre Pagella"/>
       <w:color w:val="FFFFFF"/>
-      <w:sz w:val="20"/>
+      <w:sz w:val="22"/>
     </w:rPr>
   </w:style>
   <w:style w:type="paragraph" w:customStyle="1" w:styleId="Celdatceedorado">
@@ -1702,7 +1702,7 @@
     <w:rPr>
       <w:rFonts w:ascii="TeX Gyre Pagella" w:hAnsi="TeX Gyre Pagella" w:cs="TeX Gyre Pagella" w:eastAsia="TeX Gyre Pagella"/>
       <w:color w:val="FFFFFF"/>
-      <w:sz w:val="20"/>
+      <w:sz w:val="22"/>
     </w:rPr>
   </w:style>
   <w:style w:type="paragraph" w:customStyle="1" w:styleId="Celdatceenaranja">
@@ -1717,7 +1717,7 @@
     <w:rPr>
       <w:rFonts w:ascii="TeX Gyre Pagella" w:hAnsi="TeX Gyre Pagella" w:cs="TeX Gyre Pagella" w:eastAsia="TeX Gyre Pagella"/>
       <w:color w:val="FFFFFF"/>
-      <w:sz w:val="20"/>
+      <w:sz w:val="22"/>
     </w:rPr>
   </w:style>
   <w:style w:type="paragraph" w:customStyle="1" w:styleId="Celdatceegris">
@@ -1732,7 +1732,7 @@
     <w:rPr>
       <w:rFonts w:ascii="TeX Gyre Pagella" w:hAnsi="TeX Gyre Pagella" w:cs="TeX Gyre Pagella" w:eastAsia="TeX Gyre Pagella"/>
       <w:color w:val="FFFFFF"/>
-      <w:sz w:val="20"/>
+      <w:sz w:val="22"/>
     </w:rPr>
   </w:style>
   <w:style w:type="character" w:customStyle="1" w:styleId="Textomorado">
